--- a/docs/guides/VCL2FMXConverter_v5_0_Conversion_Contracts_Guide.docx
+++ b/docs/guides/VCL2FMXConverter_v5_0_Conversion_Contracts_Guide.docx
@@ -1,6 +1,6 @@
 
 <file path=word/document.xml><?xml version="1.0" encoding="utf-8"?>
-<w:document xmlns:wpc="http://schemas.microsoft.com/office/word/2010/wordprocessingCanvas" xmlns:cx="http://schemas.microsoft.com/office/drawing/2014/chartex" xmlns:cx1="http://schemas.microsoft.com/office/drawing/2015/9/8/chartex" xmlns:cx2="http://schemas.microsoft.com/office/drawing/2015/10/21/chartex" xmlns:cx3="http://schemas.microsoft.com/office/drawing/2016/5/9/chartex" xmlns:cx4="http://schemas.microsoft.com/office/drawing/2016/5/10/chartex" xmlns:cx5="http://schemas.microsoft.com/office/drawing/2016/5/11/chartex" xmlns:cx6="http://schemas.microsoft.com/office/drawing/2016/5/12/chartex" xmlns:cx7="http://schemas.microsoft.com/office/drawing/2016/5/13/chartex" xmlns:cx8="http://schemas.microsoft.com/office/drawing/2016/5/14/chartex" xmlns:mc="http://schemas.openxmlformats.org/markup-compatibility/2006" xmlns:aink="http://schemas.microsoft.com/office/drawing/2016/ink" xmlns:am3d="http://schemas.microsoft.com/office/drawing/2017/model3d" xmlns:o="urn:schemas-microsoft-com:office:office" xmlns:oel="http://schemas.microsoft.com/office/2019/extlst" xmlns:r="http://schemas.openxmlformats.org/officeDocument/2006/relationships" xmlns:m="http://schemas.openxmlformats.org/officeDocument/2006/math" xmlns:v="urn:schemas-microsoft-com:vml" xmlns:wp14="http://schemas.microsoft.com/office/word/2010/wordprocessingDrawing" xmlns:wp="http://schemas.openxmlformats.org/drawingml/2006/wordprocessingDrawing" xmlns:w10="urn:schemas-microsoft-com:office:word" xmlns:w="http://schemas.openxmlformats.org/wordprocessingml/2006/main" xmlns:w14="http://schemas.microsoft.com/office/word/2010/wordml" xmlns:w15="http://schemas.microsoft.com/office/word/2012/wordml" xmlns:w16cex="http://schemas.microsoft.com/office/word/2018/wordml/cex" xmlns:w16cid="http://schemas.microsoft.com/office/word/2016/wordml/cid" xmlns:w16="http://schemas.microsoft.com/office/word/2018/wordml" xmlns:w16du="http://schemas.microsoft.com/office/word/2023/wordml/word16du" xmlns:w16sdtdh="http://schemas.microsoft.com/office/word/2020/wordml/sdtdatahash" xmlns:w16sdtfl="http://schemas.microsoft.com/office/word/2024/wordml/sdtformatlock" xmlns:w16se="http://schemas.microsoft.com/office/word/2015/wordml/symex" xmlns:wpg="http://schemas.microsoft.com/office/word/2010/wordprocessingGroup" xmlns:wpi="http://schemas.microsoft.com/office/word/2010/wordprocessingInk" xmlns:wne="http://schemas.microsoft.com/office/word/2006/wordml" xmlns:wps="http://schemas.microsoft.com/office/word/2010/wordprocessingShape" mc:Ignorable="w14 w15 w16se w16cid w16 w16cex w16sdtdh w16sdtfl w16du wp14">
+<w:document xmlns:wpc="http://schemas.microsoft.com/office/word/2010/wordprocessingCanvas" xmlns:cx="http://schemas.microsoft.com/office/drawing/2014/chartex" xmlns:cx1="http://schemas.microsoft.com/office/drawing/2015/9/8/chartex" xmlns:cx2="http://schemas.microsoft.com/office/drawing/2015/10/21/chartex" xmlns:cx3="http://schemas.microsoft.com/office/drawing/2016/5/9/chartex" xmlns:cx4="http://schemas.microsoft.com/office/drawing/2016/5/10/chartex" xmlns:cx5="http://schemas.microsoft.com/office/drawing/2016/5/11/chartex" xmlns:cx6="http://schemas.microsoft.com/office/drawing/2016/5/12/chartex" xmlns:cx7="http://schemas.microsoft.com/office/drawing/2016/5/13/chartex" xmlns:cx8="http://schemas.microsoft.com/office/drawing/2016/5/14/chartex" xmlns:mc="http://schemas.openxmlformats.org/markup-compatibility/2006" xmlns:aink="http://schemas.microsoft.com/office/drawing/2016/ink" xmlns:am3d="http://schemas.microsoft.com/office/drawing/2017/model3d" xmlns:o="urn:schemas-microsoft-com:office:office" xmlns:oel="http://schemas.microsoft.com/office/2019/extlst" xmlns:r="http://schemas.openxmlformats.org/officeDocument/2006/relationships" xmlns:m="http://schemas.openxmlformats.org/officeDocument/2006/math" xmlns:v="urn:schemas-microsoft-com:vml" xmlns:wp14="http://schemas.microsoft.com/office/word/2010/wordprocessingDrawing" xmlns:wp="http://schemas.openxmlformats.org/drawingml/2006/wordprocessingDrawing" xmlns:w10="urn:schemas-microsoft-com:office:word" xmlns:w="http://schemas.openxmlformats.org/wordprocessingml/2006/main" xmlns:w14="http://schemas.microsoft.com/office/word/2010/wordml" xmlns:w15="http://schemas.microsoft.com/office/word/2012/wordml" xmlns:w16cei="http://schemas.microsoft.com/office/word/2026/wordml/cei" xmlns:w16cex="http://schemas.microsoft.com/office/word/2018/wordml/cex" xmlns:w16cid="http://schemas.microsoft.com/office/word/2016/wordml/cid" xmlns:w16="http://schemas.microsoft.com/office/word/2018/wordml" xmlns:w16du="http://schemas.microsoft.com/office/word/2023/wordml/word16du" xmlns:w16sdtdh="http://schemas.microsoft.com/office/word/2020/wordml/sdtdatahash" xmlns:w16sdtfl="http://schemas.microsoft.com/office/word/2024/wordml/sdtformatlock" xmlns:w16se="http://schemas.microsoft.com/office/word/2015/wordml/symex" xmlns:wpg="http://schemas.microsoft.com/office/word/2010/wordprocessingGroup" xmlns:wpi="http://schemas.microsoft.com/office/word/2010/wordprocessingInk" xmlns:wne="http://schemas.microsoft.com/office/word/2006/wordml" xmlns:wps="http://schemas.microsoft.com/office/word/2010/wordprocessingShape" mc:Ignorable="w14 w15 w16se w16cid w16 w16cex w16sdtdh w16sdtfl w16du wp14">
   <w:body>
     <w:p>
       <w:pPr>
@@ -146,7 +146,7 @@
               <w:rPr>
                 <w:sz w:val="20"/>
               </w:rPr>
-              <w:t>June 28, 2026</w:t>
+              <w:t>August 1, 2026</w:t>
             </w:r>
           </w:p>
         </w:tc>
@@ -3789,7 +3789,7 @@
               <w:rPr>
                 <w:sz w:val="19"/>
               </w:rPr>
-              <w:t>198</w:t>
+              <w:t>227</w:t>
             </w:r>
           </w:p>
         </w:tc>
@@ -3863,7 +3863,13 @@
               <w:rPr>
                 <w:sz w:val="19"/>
               </w:rPr>
-              <w:t>198 pass, 0 fail</w:t>
+              <w:t>227</w:t>
+            </w:r>
+            <w:r>
+              <w:rPr>
+                <w:sz w:val="19"/>
+              </w:rPr>
+              <w:t xml:space="preserve"> pass, 0 fail</w:t>
             </w:r>
           </w:p>
         </w:tc>
@@ -3957,6 +3963,30 @@
         <w:t>The v5.0 contract system is the converter's memory. It records known migration problems as executable examples, checks generated output and reports, and prevents the same class of error from silently returning. The contracts do not remove the need for real-project testing, but they make real-project discoveries permanent. Every important converter rule should eventually have a fixture, an expectation, and a regression guard.</w:t>
       </w:r>
     </w:p>
+    <w:p>
+      <w:pPr>
+        <w:pStyle w:val="Heading1"/>
+      </w:pPr>
+      <w:r>
+        <w:t>Maintenance Update - August 1, 2026</w:t>
+      </w:r>
+    </w:p>
+    <w:p>
+      <w:r>
+        <w:t>This maintenance update incorporates field-test feedback from real Delphi projects. The converter now recognizes additional standard VCL controls, including TBitBtn and TTrayIcon, so they are not incorrectly reported as unknown third-party components.</w:t>
+      </w:r>
+    </w:p>
+    <w:p>
+      <w:r>
+        <w:t>TBitBtn receives a conservative FMX TButton substitution note. TTrayIcon remains an explicit platform-specific manual-review item because FMX has no direct standard tray-icon component.</w:t>
+      </w:r>
+    </w:p>
+    <w:p>
+      <w:r>
+        <w:t>The current v5.0 contract suite contains 227 executable expectations. The latest verification run passed 227 of 227 contracts, and the Win32 and Win64 Release builds were rebuilt from the current source.</w:t>
+      </w:r>
+    </w:p>
+    <w:p/>
     <w:sectPr>
       <w:headerReference w:type="default" r:id="rId8"/>
       <w:footerReference w:type="default" r:id="rId9"/>
@@ -3970,7 +4000,7 @@
 </file>
 
 <file path=word/endnotes.xml><?xml version="1.0" encoding="utf-8"?>
-<w:endnotes xmlns:wpc="http://schemas.microsoft.com/office/word/2010/wordprocessingCanvas" xmlns:cx="http://schemas.microsoft.com/office/drawing/2014/chartex" xmlns:cx1="http://schemas.microsoft.com/office/drawing/2015/9/8/chartex" xmlns:cx2="http://schemas.microsoft.com/office/drawing/2015/10/21/chartex" xmlns:cx3="http://schemas.microsoft.com/office/drawing/2016/5/9/chartex" xmlns:cx4="http://schemas.microsoft.com/office/drawing/2016/5/10/chartex" xmlns:cx5="http://schemas.microsoft.com/office/drawing/2016/5/11/chartex" xmlns:cx6="http://schemas.microsoft.com/office/drawing/2016/5/12/chartex" xmlns:cx7="http://schemas.microsoft.com/office/drawing/2016/5/13/chartex" xmlns:cx8="http://schemas.microsoft.com/office/drawing/2016/5/14/chartex" xmlns:mc="http://schemas.openxmlformats.org/markup-compatibility/2006" xmlns:aink="http://schemas.microsoft.com/office/drawing/2016/ink" xmlns:am3d="http://schemas.microsoft.com/office/drawing/2017/model3d" xmlns:o="urn:schemas-microsoft-com:office:office" xmlns:oel="http://schemas.microsoft.com/office/2019/extlst" xmlns:r="http://schemas.openxmlformats.org/officeDocument/2006/relationships" xmlns:m="http://schemas.openxmlformats.org/officeDocument/2006/math" xmlns:v="urn:schemas-microsoft-com:vml" xmlns:wp14="http://schemas.microsoft.com/office/word/2010/wordprocessingDrawing" xmlns:wp="http://schemas.openxmlformats.org/drawingml/2006/wordprocessingDrawing" xmlns:w10="urn:schemas-microsoft-com:office:word" xmlns:w="http://schemas.openxmlformats.org/wordprocessingml/2006/main" xmlns:w14="http://schemas.microsoft.com/office/word/2010/wordml" xmlns:w15="http://schemas.microsoft.com/office/word/2012/wordml" xmlns:w16cex="http://schemas.microsoft.com/office/word/2018/wordml/cex" xmlns:w16cid="http://schemas.microsoft.com/office/word/2016/wordml/cid" xmlns:w16="http://schemas.microsoft.com/office/word/2018/wordml" xmlns:w16du="http://schemas.microsoft.com/office/word/2023/wordml/word16du" xmlns:w16sdtdh="http://schemas.microsoft.com/office/word/2020/wordml/sdtdatahash" xmlns:w16sdtfl="http://schemas.microsoft.com/office/word/2024/wordml/sdtformatlock" xmlns:w16se="http://schemas.microsoft.com/office/word/2015/wordml/symex" xmlns:wpg="http://schemas.microsoft.com/office/word/2010/wordprocessingGroup" xmlns:wpi="http://schemas.microsoft.com/office/word/2010/wordprocessingInk" xmlns:wne="http://schemas.microsoft.com/office/word/2006/wordml" xmlns:wps="http://schemas.microsoft.com/office/word/2010/wordprocessingShape" mc:Ignorable="w14 w15 w16se w16cid w16 w16cex w16sdtdh w16sdtfl w16du wp14">
+<w:endnotes xmlns:wpc="http://schemas.microsoft.com/office/word/2010/wordprocessingCanvas" xmlns:cx="http://schemas.microsoft.com/office/drawing/2014/chartex" xmlns:cx1="http://schemas.microsoft.com/office/drawing/2015/9/8/chartex" xmlns:cx2="http://schemas.microsoft.com/office/drawing/2015/10/21/chartex" xmlns:cx3="http://schemas.microsoft.com/office/drawing/2016/5/9/chartex" xmlns:cx4="http://schemas.microsoft.com/office/drawing/2016/5/10/chartex" xmlns:cx5="http://schemas.microsoft.com/office/drawing/2016/5/11/chartex" xmlns:cx6="http://schemas.microsoft.com/office/drawing/2016/5/12/chartex" xmlns:cx7="http://schemas.microsoft.com/office/drawing/2016/5/13/chartex" xmlns:cx8="http://schemas.microsoft.com/office/drawing/2016/5/14/chartex" xmlns:mc="http://schemas.openxmlformats.org/markup-compatibility/2006" xmlns:aink="http://schemas.microsoft.com/office/drawing/2016/ink" xmlns:am3d="http://schemas.microsoft.com/office/drawing/2017/model3d" xmlns:o="urn:schemas-microsoft-com:office:office" xmlns:oel="http://schemas.microsoft.com/office/2019/extlst" xmlns:r="http://schemas.openxmlformats.org/officeDocument/2006/relationships" xmlns:m="http://schemas.openxmlformats.org/officeDocument/2006/math" xmlns:v="urn:schemas-microsoft-com:vml" xmlns:wp14="http://schemas.microsoft.com/office/word/2010/wordprocessingDrawing" xmlns:wp="http://schemas.openxmlformats.org/drawingml/2006/wordprocessingDrawing" xmlns:w10="urn:schemas-microsoft-com:office:word" xmlns:w="http://schemas.openxmlformats.org/wordprocessingml/2006/main" xmlns:w14="http://schemas.microsoft.com/office/word/2010/wordml" xmlns:w15="http://schemas.microsoft.com/office/word/2012/wordml" xmlns:w16cei="http://schemas.microsoft.com/office/word/2026/wordml/cei" xmlns:w16cex="http://schemas.microsoft.com/office/word/2018/wordml/cex" xmlns:w16cid="http://schemas.microsoft.com/office/word/2016/wordml/cid" xmlns:w16="http://schemas.microsoft.com/office/word/2018/wordml" xmlns:w16du="http://schemas.microsoft.com/office/word/2023/wordml/word16du" xmlns:w16sdtdh="http://schemas.microsoft.com/office/word/2020/wordml/sdtdatahash" xmlns:w16sdtfl="http://schemas.microsoft.com/office/word/2024/wordml/sdtformatlock" xmlns:w16se="http://schemas.microsoft.com/office/word/2015/wordml/symex" xmlns:wpg="http://schemas.microsoft.com/office/word/2010/wordprocessingGroup" xmlns:wpi="http://schemas.microsoft.com/office/word/2010/wordprocessingInk" xmlns:wne="http://schemas.microsoft.com/office/word/2006/wordml" xmlns:wps="http://schemas.microsoft.com/office/word/2010/wordprocessingShape" mc:Ignorable="w14 w15 w16se w16cid w16 w16cex w16sdtdh w16sdtfl w16du wp14">
   <w:endnote w:type="separator" w:id="-1">
     <w:p>
       <w:pPr>
@@ -3995,7 +4025,7 @@
 </file>
 
 <file path=word/footer1.xml><?xml version="1.0" encoding="utf-8"?>
-<w:ftr xmlns:wpc="http://schemas.microsoft.com/office/word/2010/wordprocessingCanvas" xmlns:cx="http://schemas.microsoft.com/office/drawing/2014/chartex" xmlns:cx1="http://schemas.microsoft.com/office/drawing/2015/9/8/chartex" xmlns:cx2="http://schemas.microsoft.com/office/drawing/2015/10/21/chartex" xmlns:cx3="http://schemas.microsoft.com/office/drawing/2016/5/9/chartex" xmlns:cx4="http://schemas.microsoft.com/office/drawing/2016/5/10/chartex" xmlns:cx5="http://schemas.microsoft.com/office/drawing/2016/5/11/chartex" xmlns:cx6="http://schemas.microsoft.com/office/drawing/2016/5/12/chartex" xmlns:cx7="http://schemas.microsoft.com/office/drawing/2016/5/13/chartex" xmlns:cx8="http://schemas.microsoft.com/office/drawing/2016/5/14/chartex" xmlns:mc="http://schemas.openxmlformats.org/markup-compatibility/2006" xmlns:aink="http://schemas.microsoft.com/office/drawing/2016/ink" xmlns:am3d="http://schemas.microsoft.com/office/drawing/2017/model3d" xmlns:o="urn:schemas-microsoft-com:office:office" xmlns:oel="http://schemas.microsoft.com/office/2019/extlst" xmlns:r="http://schemas.openxmlformats.org/officeDocument/2006/relationships" xmlns:m="http://schemas.openxmlformats.org/officeDocument/2006/math" xmlns:v="urn:schemas-microsoft-com:vml" xmlns:wp14="http://schemas.microsoft.com/office/word/2010/wordprocessingDrawing" xmlns:wp="http://schemas.openxmlformats.org/drawingml/2006/wordprocessingDrawing" xmlns:w10="urn:schemas-microsoft-com:office:word" xmlns:w="http://schemas.openxmlformats.org/wordprocessingml/2006/main" xmlns:w14="http://schemas.microsoft.com/office/word/2010/wordml" xmlns:w15="http://schemas.microsoft.com/office/word/2012/wordml" xmlns:w16cex="http://schemas.microsoft.com/office/word/2018/wordml/cex" xmlns:w16cid="http://schemas.microsoft.com/office/word/2016/wordml/cid" xmlns:w16="http://schemas.microsoft.com/office/word/2018/wordml" xmlns:w16du="http://schemas.microsoft.com/office/word/2023/wordml/word16du" xmlns:w16sdtdh="http://schemas.microsoft.com/office/word/2020/wordml/sdtdatahash" xmlns:w16sdtfl="http://schemas.microsoft.com/office/word/2024/wordml/sdtformatlock" xmlns:w16se="http://schemas.microsoft.com/office/word/2015/wordml/symex" xmlns:wpg="http://schemas.microsoft.com/office/word/2010/wordprocessingGroup" xmlns:wpi="http://schemas.microsoft.com/office/word/2010/wordprocessingInk" xmlns:wne="http://schemas.microsoft.com/office/word/2006/wordml" xmlns:wps="http://schemas.microsoft.com/office/word/2010/wordprocessingShape" mc:Ignorable="w14 w15 w16se w16cid w16 w16cex w16sdtdh w16sdtfl w16du wp14">
+<w:ftr xmlns:wpc="http://schemas.microsoft.com/office/word/2010/wordprocessingCanvas" xmlns:cx="http://schemas.microsoft.com/office/drawing/2014/chartex" xmlns:cx1="http://schemas.microsoft.com/office/drawing/2015/9/8/chartex" xmlns:cx2="http://schemas.microsoft.com/office/drawing/2015/10/21/chartex" xmlns:cx3="http://schemas.microsoft.com/office/drawing/2016/5/9/chartex" xmlns:cx4="http://schemas.microsoft.com/office/drawing/2016/5/10/chartex" xmlns:cx5="http://schemas.microsoft.com/office/drawing/2016/5/11/chartex" xmlns:cx6="http://schemas.microsoft.com/office/drawing/2016/5/12/chartex" xmlns:cx7="http://schemas.microsoft.com/office/drawing/2016/5/13/chartex" xmlns:cx8="http://schemas.microsoft.com/office/drawing/2016/5/14/chartex" xmlns:mc="http://schemas.openxmlformats.org/markup-compatibility/2006" xmlns:aink="http://schemas.microsoft.com/office/drawing/2016/ink" xmlns:am3d="http://schemas.microsoft.com/office/drawing/2017/model3d" xmlns:o="urn:schemas-microsoft-com:office:office" xmlns:oel="http://schemas.microsoft.com/office/2019/extlst" xmlns:r="http://schemas.openxmlformats.org/officeDocument/2006/relationships" xmlns:m="http://schemas.openxmlformats.org/officeDocument/2006/math" xmlns:v="urn:schemas-microsoft-com:vml" xmlns:wp14="http://schemas.microsoft.com/office/word/2010/wordprocessingDrawing" xmlns:wp="http://schemas.openxmlformats.org/drawingml/2006/wordprocessingDrawing" xmlns:w10="urn:schemas-microsoft-com:office:word" xmlns:w="http://schemas.openxmlformats.org/wordprocessingml/2006/main" xmlns:w14="http://schemas.microsoft.com/office/word/2010/wordml" xmlns:w15="http://schemas.microsoft.com/office/word/2012/wordml" xmlns:w16cei="http://schemas.microsoft.com/office/word/2026/wordml/cei" xmlns:w16cex="http://schemas.microsoft.com/office/word/2018/wordml/cex" xmlns:w16cid="http://schemas.microsoft.com/office/word/2016/wordml/cid" xmlns:w16="http://schemas.microsoft.com/office/word/2018/wordml" xmlns:w16du="http://schemas.microsoft.com/office/word/2023/wordml/word16du" xmlns:w16sdtdh="http://schemas.microsoft.com/office/word/2020/wordml/sdtdatahash" xmlns:w16sdtfl="http://schemas.microsoft.com/office/word/2024/wordml/sdtformatlock" xmlns:w16se="http://schemas.microsoft.com/office/word/2015/wordml/symex" xmlns:wpg="http://schemas.microsoft.com/office/word/2010/wordprocessingGroup" xmlns:wpi="http://schemas.microsoft.com/office/word/2010/wordprocessingInk" xmlns:wne="http://schemas.microsoft.com/office/word/2006/wordml" xmlns:wps="http://schemas.microsoft.com/office/word/2010/wordprocessingShape" mc:Ignorable="w14 w15 w16se w16cid w16 w16cex w16sdtdh w16sdtfl w16du wp14">
   <w:p>
     <w:pPr>
       <w:pStyle w:val="Footer"/>
@@ -4041,7 +4071,7 @@
 </file>
 
 <file path=word/footnotes.xml><?xml version="1.0" encoding="utf-8"?>
-<w:footnotes xmlns:wpc="http://schemas.microsoft.com/office/word/2010/wordprocessingCanvas" xmlns:cx="http://schemas.microsoft.com/office/drawing/2014/chartex" xmlns:cx1="http://schemas.microsoft.com/office/drawing/2015/9/8/chartex" xmlns:cx2="http://schemas.microsoft.com/office/drawing/2015/10/21/chartex" xmlns:cx3="http://schemas.microsoft.com/office/drawing/2016/5/9/chartex" xmlns:cx4="http://schemas.microsoft.com/office/drawing/2016/5/10/chartex" xmlns:cx5="http://schemas.microsoft.com/office/drawing/2016/5/11/chartex" xmlns:cx6="http://schemas.microsoft.com/office/drawing/2016/5/12/chartex" xmlns:cx7="http://schemas.microsoft.com/office/drawing/2016/5/13/chartex" xmlns:cx8="http://schemas.microsoft.com/office/drawing/2016/5/14/chartex" xmlns:mc="http://schemas.openxmlformats.org/markup-compatibility/2006" xmlns:aink="http://schemas.microsoft.com/office/drawing/2016/ink" xmlns:am3d="http://schemas.microsoft.com/office/drawing/2017/model3d" xmlns:o="urn:schemas-microsoft-com:office:office" xmlns:oel="http://schemas.microsoft.com/office/2019/extlst" xmlns:r="http://schemas.openxmlformats.org/officeDocument/2006/relationships" xmlns:m="http://schemas.openxmlformats.org/officeDocument/2006/math" xmlns:v="urn:schemas-microsoft-com:vml" xmlns:wp14="http://schemas.microsoft.com/office/word/2010/wordprocessingDrawing" xmlns:wp="http://schemas.openxmlformats.org/drawingml/2006/wordprocessingDrawing" xmlns:w10="urn:schemas-microsoft-com:office:word" xmlns:w="http://schemas.openxmlformats.org/wordprocessingml/2006/main" xmlns:w14="http://schemas.microsoft.com/office/word/2010/wordml" xmlns:w15="http://schemas.microsoft.com/office/word/2012/wordml" xmlns:w16cex="http://schemas.microsoft.com/office/word/2018/wordml/cex" xmlns:w16cid="http://schemas.microsoft.com/office/word/2016/wordml/cid" xmlns:w16="http://schemas.microsoft.com/office/word/2018/wordml" xmlns:w16du="http://schemas.microsoft.com/office/word/2023/wordml/word16du" xmlns:w16sdtdh="http://schemas.microsoft.com/office/word/2020/wordml/sdtdatahash" xmlns:w16sdtfl="http://schemas.microsoft.com/office/word/2024/wordml/sdtformatlock" xmlns:w16se="http://schemas.microsoft.com/office/word/2015/wordml/symex" xmlns:wpg="http://schemas.microsoft.com/office/word/2010/wordprocessingGroup" xmlns:wpi="http://schemas.microsoft.com/office/word/2010/wordprocessingInk" xmlns:wne="http://schemas.microsoft.com/office/word/2006/wordml" xmlns:wps="http://schemas.microsoft.com/office/word/2010/wordprocessingShape" mc:Ignorable="w14 w15 w16se w16cid w16 w16cex w16sdtdh w16sdtfl w16du wp14">
+<w:footnotes xmlns:wpc="http://schemas.microsoft.com/office/word/2010/wordprocessingCanvas" xmlns:cx="http://schemas.microsoft.com/office/drawing/2014/chartex" xmlns:cx1="http://schemas.microsoft.com/office/drawing/2015/9/8/chartex" xmlns:cx2="http://schemas.microsoft.com/office/drawing/2015/10/21/chartex" xmlns:cx3="http://schemas.microsoft.com/office/drawing/2016/5/9/chartex" xmlns:cx4="http://schemas.microsoft.com/office/drawing/2016/5/10/chartex" xmlns:cx5="http://schemas.microsoft.com/office/drawing/2016/5/11/chartex" xmlns:cx6="http://schemas.microsoft.com/office/drawing/2016/5/12/chartex" xmlns:cx7="http://schemas.microsoft.com/office/drawing/2016/5/13/chartex" xmlns:cx8="http://schemas.microsoft.com/office/drawing/2016/5/14/chartex" xmlns:mc="http://schemas.openxmlformats.org/markup-compatibility/2006" xmlns:aink="http://schemas.microsoft.com/office/drawing/2016/ink" xmlns:am3d="http://schemas.microsoft.com/office/drawing/2017/model3d" xmlns:o="urn:schemas-microsoft-com:office:office" xmlns:oel="http://schemas.microsoft.com/office/2019/extlst" xmlns:r="http://schemas.openxmlformats.org/officeDocument/2006/relationships" xmlns:m="http://schemas.openxmlformats.org/officeDocument/2006/math" xmlns:v="urn:schemas-microsoft-com:vml" xmlns:wp14="http://schemas.microsoft.com/office/word/2010/wordprocessingDrawing" xmlns:wp="http://schemas.openxmlformats.org/drawingml/2006/wordprocessingDrawing" xmlns:w10="urn:schemas-microsoft-com:office:word" xmlns:w="http://schemas.openxmlformats.org/wordprocessingml/2006/main" xmlns:w14="http://schemas.microsoft.com/office/word/2010/wordml" xmlns:w15="http://schemas.microsoft.com/office/word/2012/wordml" xmlns:w16cei="http://schemas.microsoft.com/office/word/2026/wordml/cei" xmlns:w16cex="http://schemas.microsoft.com/office/word/2018/wordml/cex" xmlns:w16cid="http://schemas.microsoft.com/office/word/2016/wordml/cid" xmlns:w16="http://schemas.microsoft.com/office/word/2018/wordml" xmlns:w16du="http://schemas.microsoft.com/office/word/2023/wordml/word16du" xmlns:w16sdtdh="http://schemas.microsoft.com/office/word/2020/wordml/sdtdatahash" xmlns:w16sdtfl="http://schemas.microsoft.com/office/word/2024/wordml/sdtformatlock" xmlns:w16se="http://schemas.microsoft.com/office/word/2015/wordml/symex" xmlns:wpg="http://schemas.microsoft.com/office/word/2010/wordprocessingGroup" xmlns:wpi="http://schemas.microsoft.com/office/word/2010/wordprocessingInk" xmlns:wne="http://schemas.microsoft.com/office/word/2006/wordml" xmlns:wps="http://schemas.microsoft.com/office/word/2010/wordprocessingShape" mc:Ignorable="w14 w15 w16se w16cid w16 w16cex w16sdtdh w16sdtfl w16du wp14">
   <w:footnote w:type="separator" w:id="-1">
     <w:p>
       <w:pPr>
@@ -4066,7 +4096,7 @@
 </file>
 
 <file path=word/header1.xml><?xml version="1.0" encoding="utf-8"?>
-<w:hdr xmlns:wpc="http://schemas.microsoft.com/office/word/2010/wordprocessingCanvas" xmlns:cx="http://schemas.microsoft.com/office/drawing/2014/chartex" xmlns:cx1="http://schemas.microsoft.com/office/drawing/2015/9/8/chartex" xmlns:cx2="http://schemas.microsoft.com/office/drawing/2015/10/21/chartex" xmlns:cx3="http://schemas.microsoft.com/office/drawing/2016/5/9/chartex" xmlns:cx4="http://schemas.microsoft.com/office/drawing/2016/5/10/chartex" xmlns:cx5="http://schemas.microsoft.com/office/drawing/2016/5/11/chartex" xmlns:cx6="http://schemas.microsoft.com/office/drawing/2016/5/12/chartex" xmlns:cx7="http://schemas.microsoft.com/office/drawing/2016/5/13/chartex" xmlns:cx8="http://schemas.microsoft.com/office/drawing/2016/5/14/chartex" xmlns:mc="http://schemas.openxmlformats.org/markup-compatibility/2006" xmlns:aink="http://schemas.microsoft.com/office/drawing/2016/ink" xmlns:am3d="http://schemas.microsoft.com/office/drawing/2017/model3d" xmlns:o="urn:schemas-microsoft-com:office:office" xmlns:oel="http://schemas.microsoft.com/office/2019/extlst" xmlns:r="http://schemas.openxmlformats.org/officeDocument/2006/relationships" xmlns:m="http://schemas.openxmlformats.org/officeDocument/2006/math" xmlns:v="urn:schemas-microsoft-com:vml" xmlns:wp14="http://schemas.microsoft.com/office/word/2010/wordprocessingDrawing" xmlns:wp="http://schemas.openxmlformats.org/drawingml/2006/wordprocessingDrawing" xmlns:w10="urn:schemas-microsoft-com:office:word" xmlns:w="http://schemas.openxmlformats.org/wordprocessingml/2006/main" xmlns:w14="http://schemas.microsoft.com/office/word/2010/wordml" xmlns:w15="http://schemas.microsoft.com/office/word/2012/wordml" xmlns:w16cex="http://schemas.microsoft.com/office/word/2018/wordml/cex" xmlns:w16cid="http://schemas.microsoft.com/office/word/2016/wordml/cid" xmlns:w16="http://schemas.microsoft.com/office/word/2018/wordml" xmlns:w16du="http://schemas.microsoft.com/office/word/2023/wordml/word16du" xmlns:w16sdtdh="http://schemas.microsoft.com/office/word/2020/wordml/sdtdatahash" xmlns:w16sdtfl="http://schemas.microsoft.com/office/word/2024/wordml/sdtformatlock" xmlns:w16se="http://schemas.microsoft.com/office/word/2015/wordml/symex" xmlns:wpg="http://schemas.microsoft.com/office/word/2010/wordprocessingGroup" xmlns:wpi="http://schemas.microsoft.com/office/word/2010/wordprocessingInk" xmlns:wne="http://schemas.microsoft.com/office/word/2006/wordml" xmlns:wps="http://schemas.microsoft.com/office/word/2010/wordprocessingShape" mc:Ignorable="w14 w15 w16se w16cid w16 w16cex w16sdtdh w16sdtfl w16du wp14">
+<w:hdr xmlns:wpc="http://schemas.microsoft.com/office/word/2010/wordprocessingCanvas" xmlns:cx="http://schemas.microsoft.com/office/drawing/2014/chartex" xmlns:cx1="http://schemas.microsoft.com/office/drawing/2015/9/8/chartex" xmlns:cx2="http://schemas.microsoft.com/office/drawing/2015/10/21/chartex" xmlns:cx3="http://schemas.microsoft.com/office/drawing/2016/5/9/chartex" xmlns:cx4="http://schemas.microsoft.com/office/drawing/2016/5/10/chartex" xmlns:cx5="http://schemas.microsoft.com/office/drawing/2016/5/11/chartex" xmlns:cx6="http://schemas.microsoft.com/office/drawing/2016/5/12/chartex" xmlns:cx7="http://schemas.microsoft.com/office/drawing/2016/5/13/chartex" xmlns:cx8="http://schemas.microsoft.com/office/drawing/2016/5/14/chartex" xmlns:mc="http://schemas.openxmlformats.org/markup-compatibility/2006" xmlns:aink="http://schemas.microsoft.com/office/drawing/2016/ink" xmlns:am3d="http://schemas.microsoft.com/office/drawing/2017/model3d" xmlns:o="urn:schemas-microsoft-com:office:office" xmlns:oel="http://schemas.microsoft.com/office/2019/extlst" xmlns:r="http://schemas.openxmlformats.org/officeDocument/2006/relationships" xmlns:m="http://schemas.openxmlformats.org/officeDocument/2006/math" xmlns:v="urn:schemas-microsoft-com:vml" xmlns:wp14="http://schemas.microsoft.com/office/word/2010/wordprocessingDrawing" xmlns:wp="http://schemas.openxmlformats.org/drawingml/2006/wordprocessingDrawing" xmlns:w10="urn:schemas-microsoft-com:office:word" xmlns:w="http://schemas.openxmlformats.org/wordprocessingml/2006/main" xmlns:w14="http://schemas.microsoft.com/office/word/2010/wordml" xmlns:w15="http://schemas.microsoft.com/office/word/2012/wordml" xmlns:w16cei="http://schemas.microsoft.com/office/word/2026/wordml/cei" xmlns:w16cex="http://schemas.microsoft.com/office/word/2018/wordml/cex" xmlns:w16cid="http://schemas.microsoft.com/office/word/2016/wordml/cid" xmlns:w16="http://schemas.microsoft.com/office/word/2018/wordml" xmlns:w16du="http://schemas.microsoft.com/office/word/2023/wordml/word16du" xmlns:w16sdtdh="http://schemas.microsoft.com/office/word/2020/wordml/sdtdatahash" xmlns:w16sdtfl="http://schemas.microsoft.com/office/word/2024/wordml/sdtformatlock" xmlns:w16se="http://schemas.microsoft.com/office/word/2015/wordml/symex" xmlns:wpg="http://schemas.microsoft.com/office/word/2010/wordprocessingGroup" xmlns:wpi="http://schemas.microsoft.com/office/word/2010/wordprocessingInk" xmlns:wne="http://schemas.microsoft.com/office/word/2006/wordml" xmlns:wps="http://schemas.microsoft.com/office/word/2010/wordprocessingShape" mc:Ignorable="w14 w15 w16se w16cid w16 w16cex w16sdtdh w16sdtfl w16du wp14">
   <w:p>
     <w:pPr>
       <w:pStyle w:val="Header"/>
@@ -4083,7 +4113,7 @@
 </file>
 
 <file path=word/numbering.xml><?xml version="1.0" encoding="utf-8"?>
-<w:numbering xmlns:wpc="http://schemas.microsoft.com/office/word/2010/wordprocessingCanvas" xmlns:cx="http://schemas.microsoft.com/office/drawing/2014/chartex" xmlns:cx1="http://schemas.microsoft.com/office/drawing/2015/9/8/chartex" xmlns:cx2="http://schemas.microsoft.com/office/drawing/2015/10/21/chartex" xmlns:cx3="http://schemas.microsoft.com/office/drawing/2016/5/9/chartex" xmlns:cx4="http://schemas.microsoft.com/office/drawing/2016/5/10/chartex" xmlns:cx5="http://schemas.microsoft.com/office/drawing/2016/5/11/chartex" xmlns:cx6="http://schemas.microsoft.com/office/drawing/2016/5/12/chartex" xmlns:cx7="http://schemas.microsoft.com/office/drawing/2016/5/13/chartex" xmlns:cx8="http://schemas.microsoft.com/office/drawing/2016/5/14/chartex" xmlns:mc="http://schemas.openxmlformats.org/markup-compatibility/2006" xmlns:aink="http://schemas.microsoft.com/office/drawing/2016/ink" xmlns:am3d="http://schemas.microsoft.com/office/drawing/2017/model3d" xmlns:o="urn:schemas-microsoft-com:office:office" xmlns:oel="http://schemas.microsoft.com/office/2019/extlst" xmlns:r="http://schemas.openxmlformats.org/officeDocument/2006/relationships" xmlns:m="http://schemas.openxmlformats.org/officeDocument/2006/math" xmlns:v="urn:schemas-microsoft-com:vml" xmlns:wp14="http://schemas.microsoft.com/office/word/2010/wordprocessingDrawing" xmlns:wp="http://schemas.openxmlformats.org/drawingml/2006/wordprocessingDrawing" xmlns:w10="urn:schemas-microsoft-com:office:word" xmlns:w="http://schemas.openxmlformats.org/wordprocessingml/2006/main" xmlns:w14="http://schemas.microsoft.com/office/word/2010/wordml" xmlns:w15="http://schemas.microsoft.com/office/word/2012/wordml" xmlns:w16cex="http://schemas.microsoft.com/office/word/2018/wordml/cex" xmlns:w16cid="http://schemas.microsoft.com/office/word/2016/wordml/cid" xmlns:w16="http://schemas.microsoft.com/office/word/2018/wordml" xmlns:w16du="http://schemas.microsoft.com/office/word/2023/wordml/word16du" xmlns:w16sdtdh="http://schemas.microsoft.com/office/word/2020/wordml/sdtdatahash" xmlns:w16sdtfl="http://schemas.microsoft.com/office/word/2024/wordml/sdtformatlock" xmlns:w16se="http://schemas.microsoft.com/office/word/2015/wordml/symex" xmlns:wpg="http://schemas.microsoft.com/office/word/2010/wordprocessingGroup" xmlns:wpi="http://schemas.microsoft.com/office/word/2010/wordprocessingInk" xmlns:wne="http://schemas.microsoft.com/office/word/2006/wordml" xmlns:wps="http://schemas.microsoft.com/office/word/2010/wordprocessingShape" mc:Ignorable="w14 w15 w16se w16cid w16 w16cex w16sdtdh w16sdtfl w16du wp14">
+<w:numbering xmlns:wpc="http://schemas.microsoft.com/office/word/2010/wordprocessingCanvas" xmlns:cx="http://schemas.microsoft.com/office/drawing/2014/chartex" xmlns:cx1="http://schemas.microsoft.com/office/drawing/2015/9/8/chartex" xmlns:cx2="http://schemas.microsoft.com/office/drawing/2015/10/21/chartex" xmlns:cx3="http://schemas.microsoft.com/office/drawing/2016/5/9/chartex" xmlns:cx4="http://schemas.microsoft.com/office/drawing/2016/5/10/chartex" xmlns:cx5="http://schemas.microsoft.com/office/drawing/2016/5/11/chartex" xmlns:cx6="http://schemas.microsoft.com/office/drawing/2016/5/12/chartex" xmlns:cx7="http://schemas.microsoft.com/office/drawing/2016/5/13/chartex" xmlns:cx8="http://schemas.microsoft.com/office/drawing/2016/5/14/chartex" xmlns:mc="http://schemas.openxmlformats.org/markup-compatibility/2006" xmlns:aink="http://schemas.microsoft.com/office/drawing/2016/ink" xmlns:am3d="http://schemas.microsoft.com/office/drawing/2017/model3d" xmlns:o="urn:schemas-microsoft-com:office:office" xmlns:oel="http://schemas.microsoft.com/office/2019/extlst" xmlns:r="http://schemas.openxmlformats.org/officeDocument/2006/relationships" xmlns:m="http://schemas.openxmlformats.org/officeDocument/2006/math" xmlns:v="urn:schemas-microsoft-com:vml" xmlns:wp14="http://schemas.microsoft.com/office/word/2010/wordprocessingDrawing" xmlns:wp="http://schemas.openxmlformats.org/drawingml/2006/wordprocessingDrawing" xmlns:w10="urn:schemas-microsoft-com:office:word" xmlns:w="http://schemas.openxmlformats.org/wordprocessingml/2006/main" xmlns:w14="http://schemas.microsoft.com/office/word/2010/wordml" xmlns:w15="http://schemas.microsoft.com/office/word/2012/wordml" xmlns:w16cei="http://schemas.microsoft.com/office/word/2026/wordml/cei" xmlns:w16cex="http://schemas.microsoft.com/office/word/2018/wordml/cex" xmlns:w16cid="http://schemas.microsoft.com/office/word/2016/wordml/cid" xmlns:w16="http://schemas.microsoft.com/office/word/2018/wordml" xmlns:w16du="http://schemas.microsoft.com/office/word/2023/wordml/word16du" xmlns:w16sdtdh="http://schemas.microsoft.com/office/word/2020/wordml/sdtdatahash" xmlns:w16sdtfl="http://schemas.microsoft.com/office/word/2024/wordml/sdtformatlock" xmlns:w16se="http://schemas.microsoft.com/office/word/2015/wordml/symex" xmlns:wpg="http://schemas.microsoft.com/office/word/2010/wordprocessingGroup" xmlns:wpi="http://schemas.microsoft.com/office/word/2010/wordprocessingInk" xmlns:wne="http://schemas.microsoft.com/office/word/2006/wordml" xmlns:wps="http://schemas.microsoft.com/office/word/2010/wordprocessingShape" mc:Ignorable="w14 w15 w16se w16cid w16 w16cex w16sdtdh w16sdtfl w16du wp14">
   <w:abstractNum w:abstractNumId="0" w15:restartNumberingAfterBreak="0">
     <w:nsid w:val="FFFFFF7C"/>
     <w:multiLevelType w:val="singleLevel"/>
